--- a/testakten/insolvenzforderungsanmeldungspruefung-phoenix-solar/20_forderungsanmeldung_lieferant.docx
+++ b/testakten/insolvenzforderungsanmeldungspruefung-phoenix-solar/20_forderungsanmeldung_lieferant.docx
@@ -2,63 +2,92 @@
 <file path=word/document.xml><?xml version="1.0" encoding="utf-8"?>
 <w:document xmlns:wpc="http://schemas.microsoft.com/office/word/2010/wordprocessingCanvas" xmlns:mo="http://schemas.microsoft.com/office/mac/office/2008/main" xmlns:mc="http://schemas.openxmlformats.org/markup-compatibility/2006" xmlns:mv="urn:schemas-microsoft-com:mac:vml" xmlns:o="urn:schemas-microsoft-com:office:office" xmlns:r="http://schemas.openxmlformats.org/officeDocument/2006/relationships" xmlns:m="http://schemas.openxmlformats.org/officeDocument/2006/math" xmlns:v="urn:schemas-microsoft-com:vml" xmlns:wp14="http://schemas.microsoft.com/office/word/2010/wordprocessingDrawing" xmlns:wp="http://schemas.openxmlformats.org/drawingml/2006/wordprocessingDrawing" xmlns:w10="urn:schemas-microsoft-com:office:word" xmlns:w="http://schemas.openxmlformats.org/wordprocessingml/2006/main" xmlns:w14="http://schemas.microsoft.com/office/word/2010/wordml" xmlns:wpg="http://schemas.microsoft.com/office/word/2010/wordprocessingGroup" xmlns:wpi="http://schemas.microsoft.com/office/word/2010/wordprocessingInk" xmlns:wne="http://schemas.microsoft.com/office/word/2006/wordml" xmlns:wps="http://schemas.microsoft.com/office/word/2010/wordprocessingShape" mc:Ignorable="w14 wp14">
   <w:body>
-    <w:p/>
     <w:p>
       <w:pPr>
+        <w:spacing w:line="259" w:lineRule="auto" w:after="60"/>
+      </w:pPr>
+    </w:p>
+    <w:p>
+      <w:pPr>
+        <w:spacing w:before="120" w:after="60" w:line="259" w:lineRule="auto"/>
         <w:jc w:val="left"/>
       </w:pPr>
       <w:r>
         <w:rPr>
-          <w:rFonts w:ascii="Calibri" w:hAnsi="Calibri"/>
+          <w:rFonts w:ascii="Times New Roman" w:hAnsi="Times New Roman"/>
           <w:b/>
-          <w:sz w:val="28"/>
+          <w:sz w:val="22"/>
         </w:rPr>
         <w:t>FORDERUNGSANMELDUNG</w:t>
       </w:r>
     </w:p>
     <w:p>
+      <w:pPr>
+        <w:spacing w:before="120" w:after="60" w:line="259" w:lineRule="auto"/>
+      </w:pPr>
       <w:r>
         <w:rPr>
-          <w:rFonts w:ascii="Calibri" w:hAnsi="Calibri"/>
+          <w:rFonts w:ascii="Times New Roman" w:hAnsi="Times New Roman"/>
           <w:b/>
-          <w:sz w:val="24"/>
+          <w:sz w:val="22"/>
         </w:rPr>
         <w:t>gemäß § 174 InsO</w:t>
       </w:r>
     </w:p>
-    <w:p/>
     <w:p>
+      <w:pPr>
+        <w:spacing w:line="259" w:lineRule="auto" w:after="60"/>
+      </w:pPr>
+    </w:p>
+    <w:p>
+      <w:pPr>
+        <w:spacing w:before="120" w:after="60" w:line="259" w:lineRule="auto"/>
+      </w:pPr>
       <w:r>
         <w:rPr>
+          <w:rFonts w:ascii="Times New Roman" w:hAnsi="Times New Roman"/>
           <w:b/>
-          <w:sz w:val="24"/>
+          <w:sz w:val="22"/>
         </w:rPr>
         <w:t>Insolvenzverfahren Phoenix Solar Montage GmbH</w:t>
       </w:r>
     </w:p>
     <w:p>
+      <w:pPr>
+        <w:spacing w:before="120" w:after="60" w:line="259" w:lineRule="auto"/>
+      </w:pPr>
       <w:r>
         <w:rPr>
+          <w:rFonts w:ascii="Times New Roman" w:hAnsi="Times New Roman"/>
+          <w:b/>
           <w:sz w:val="22"/>
         </w:rPr>
         <w:t>Az. 35 IN 417/26 · Amtsgericht Potsdam · Insolvenzgericht</w:t>
       </w:r>
     </w:p>
     <w:p>
+      <w:pPr>
+        <w:spacing w:before="120" w:after="60" w:line="259" w:lineRule="auto"/>
+      </w:pPr>
       <w:r>
         <w:rPr>
+          <w:rFonts w:ascii="Times New Roman" w:hAnsi="Times New Roman"/>
+          <w:b/>
           <w:color w:val="CCCCCC"/>
-          <w:sz w:val="16"/>
+          <w:sz w:val="22"/>
         </w:rPr>
         <w:t>────────────────────────────────────────────────────────────────────────────────</w:t>
       </w:r>
     </w:p>
     <w:p>
+      <w:pPr>
+        <w:spacing w:before="120" w:after="60" w:line="259" w:lineRule="auto"/>
+      </w:pPr>
       <w:r>
         <w:rPr>
-          <w:rFonts w:ascii="Calibri" w:hAnsi="Calibri"/>
+          <w:rFonts w:ascii="Times New Roman" w:hAnsi="Times New Roman"/>
           <w:b/>
-          <w:sz w:val="24"/>
+          <w:sz w:val="22"/>
         </w:rPr>
         <w:t>I. Gläubigerin</w:t>
       </w:r>
@@ -244,8 +273,15 @@
         </w:tc>
       </w:tr>
     </w:tbl>
-    <w:p/>
     <w:p>
+      <w:pPr>
+        <w:spacing w:line="259" w:lineRule="auto" w:after="60"/>
+      </w:pPr>
+    </w:p>
+    <w:p>
+      <w:pPr>
+        <w:spacing w:line="259" w:lineRule="auto" w:after="60"/>
+      </w:pPr>
       <w:r>
         <w:rPr>
           <w:rFonts w:ascii="Calibri" w:hAnsi="Calibri"/>
@@ -806,8 +842,15 @@
         </w:tc>
       </w:tr>
     </w:tbl>
-    <w:p/>
     <w:p>
+      <w:pPr>
+        <w:spacing w:line="259" w:lineRule="auto" w:after="60"/>
+      </w:pPr>
+    </w:p>
+    <w:p>
+      <w:pPr>
+        <w:spacing w:line="259" w:lineRule="auto" w:after="60"/>
+      </w:pPr>
       <w:r>
         <w:rPr>
           <w:rFonts w:ascii="Calibri" w:hAnsi="Calibri"/>
@@ -818,12 +861,22 @@
       </w:r>
     </w:p>
     <w:p>
+      <w:pPr>
+        <w:spacing w:line="259" w:lineRule="auto" w:after="60"/>
+      </w:pPr>
       <w:r>
         <w:t>Lieferung von Photovoltaikmodulen (400 Wp und 410 Wp), Wechselrichtern, Batteriespeichersystemen und Installationsmaterial im Zeitraum Januar bis März 2026 auf Grundlage des Rahmenliefervertrags vom 15. März 2024 und einzelner Bestellungen per E-Mail. Alle Lieferungen wurden durch den Lagerleiter der Schuldnerin ordnungsgemäß quittiert. Mängelrügen wurden nicht erhoben.</w:t>
       </w:r>
     </w:p>
-    <w:p/>
     <w:p>
+      <w:pPr>
+        <w:spacing w:line="259" w:lineRule="auto" w:after="60"/>
+      </w:pPr>
+    </w:p>
+    <w:p>
+      <w:pPr>
+        <w:spacing w:line="259" w:lineRule="auto" w:after="60"/>
+      </w:pPr>
       <w:r>
         <w:rPr>
           <w:rFonts w:ascii="Calibri" w:hAnsi="Calibri"/>
@@ -834,17 +887,30 @@
       </w:r>
     </w:p>
     <w:p>
+      <w:pPr>
+        <w:spacing w:line="259" w:lineRule="auto" w:after="60"/>
+      </w:pPr>
       <w:r>
         <w:t>Rechnung SN-2026-016 (4.200,00 EUR): Im OPOS-System der Schuldnerin als bezahlt vermerkt; im Gläubigerkonto kein entsprechender Eingang. Vorsorglich angemeldet; wird zurückgezogen, sobald Zahlungsbeleg vorgelegt wird.</w:t>
       </w:r>
     </w:p>
     <w:p>
+      <w:pPr>
+        <w:spacing w:line="259" w:lineRule="auto" w:after="60"/>
+      </w:pPr>
       <w:r>
         <w:t>Zweiter Upload vom 14.05.2026 (identische Rechnungen, anderer Dateiname): Dublette, kein neuer Anspruch.</w:t>
       </w:r>
     </w:p>
-    <w:p/>
     <w:p>
+      <w:pPr>
+        <w:spacing w:line="259" w:lineRule="auto" w:after="60"/>
+      </w:pPr>
+    </w:p>
+    <w:p>
+      <w:pPr>
+        <w:spacing w:line="259" w:lineRule="auto" w:after="60"/>
+      </w:pPr>
       <w:r>
         <w:rPr>
           <w:rFonts w:ascii="Calibri" w:hAnsi="Calibri"/>
@@ -855,12 +921,22 @@
       </w:r>
     </w:p>
     <w:p>
+      <w:pPr>
+        <w:spacing w:line="259" w:lineRule="auto" w:after="60"/>
+      </w:pPr>
       <w:r>
         <w:t>Einfacher Eigentumsvorbehalt an noch nicht verbauten Waren (insb. Material aus Rechnung SN-2026-018). Aussonderungsrecht gemäß § 47 InsO vorbehalten.</w:t>
       </w:r>
     </w:p>
-    <w:p/>
     <w:p>
+      <w:pPr>
+        <w:spacing w:line="259" w:lineRule="auto" w:after="60"/>
+      </w:pPr>
+    </w:p>
+    <w:p>
+      <w:pPr>
+        <w:spacing w:line="259" w:lineRule="auto" w:after="60"/>
+      </w:pPr>
       <w:r>
         <w:rPr>
           <w:rFonts w:ascii="Calibri" w:hAnsi="Calibri"/>
@@ -871,12 +947,22 @@
       </w:r>
     </w:p>
     <w:p>
+      <w:pPr>
+        <w:spacing w:line="259" w:lineRule="auto" w:after="60"/>
+      </w:pPr>
       <w:r>
         <w:t>Einfache Insolvenzforderung gemäß § 38 InsO. Kein Nachrang, kein Vorrecht.</w:t>
       </w:r>
     </w:p>
-    <w:p/>
     <w:p>
+      <w:pPr>
+        <w:spacing w:line="259" w:lineRule="auto" w:after="60"/>
+      </w:pPr>
+    </w:p>
+    <w:p>
+      <w:pPr>
+        <w:spacing w:line="259" w:lineRule="auto" w:after="60"/>
+      </w:pPr>
       <w:r>
         <w:rPr>
           <w:rFonts w:ascii="Calibri" w:hAnsi="Calibri"/>
@@ -889,6 +975,7 @@
     <w:p>
       <w:pPr>
         <w:pStyle w:val="ListBullet"/>
+        <w:spacing w:line="259" w:lineRule="auto" w:after="60"/>
       </w:pPr>
       <w:r>
         <w:t>A1: Rahmenliefervertrag 15.03.2024</w:t>
@@ -897,6 +984,7 @@
     <w:p>
       <w:pPr>
         <w:pStyle w:val="ListBullet"/>
+        <w:spacing w:line="259" w:lineRule="auto" w:after="60"/>
       </w:pPr>
       <w:r>
         <w:t>A2: Lieferscheine LS-2026-014 bis -018</w:t>
@@ -905,6 +993,7 @@
     <w:p>
       <w:pPr>
         <w:pStyle w:val="ListBullet"/>
+        <w:spacing w:line="259" w:lineRule="auto" w:after="60"/>
       </w:pPr>
       <w:r>
         <w:t>A3: Mahnung 15.03.2026</w:t>
@@ -913,6 +1002,7 @@
     <w:p>
       <w:pPr>
         <w:pStyle w:val="ListBullet"/>
+        <w:spacing w:line="259" w:lineRule="auto" w:after="60"/>
       </w:pPr>
       <w:r>
         <w:t>A4: Mahnung 05.04.2026</w:t>
@@ -921,12 +1011,16 @@
     <w:p>
       <w:pPr>
         <w:pStyle w:val="ListBullet"/>
+        <w:spacing w:line="259" w:lineRule="auto" w:after="60"/>
       </w:pPr>
       <w:r>
         <w:t>A5: Rechnungen SN-2026-014 bis -018</w:t>
       </w:r>
     </w:p>
     <w:p>
+      <w:pPr>
+        <w:spacing w:line="259" w:lineRule="auto" w:after="60"/>
+      </w:pPr>
       <w:r>
         <w:rPr>
           <w:color w:val="CCCCCC"/>
@@ -936,12 +1030,22 @@
       </w:r>
     </w:p>
     <w:p>
+      <w:pPr>
+        <w:spacing w:line="259" w:lineRule="auto" w:after="60"/>
+      </w:pPr>
       <w:r>
         <w:t>Hamburg, 2. Mai 2026</w:t>
       </w:r>
     </w:p>
-    <w:p/>
     <w:p>
+      <w:pPr>
+        <w:spacing w:line="259" w:lineRule="auto" w:after="60"/>
+      </w:pPr>
+    </w:p>
+    <w:p>
+      <w:pPr>
+        <w:spacing w:line="259" w:lineRule="auto" w:after="60"/>
+      </w:pPr>
       <w:r>
         <w:t>____________________________</w:t>
         <w:br/>
@@ -952,13 +1056,35 @@
     </w:p>
     <w:sectPr>
       <w:headerReference w:type="default" r:id="rId9"/>
+      <w:footerReference w:type="default" r:id="rId10"/>
       <w:pgSz w:w="12240" w:h="15840"/>
-      <w:pgMar w:top="1440" w:right="1800" w:bottom="1440" w:left="1800" w:header="720" w:footer="720" w:gutter="0"/>
+      <w:pgMar w:top="1191" w:right="1247" w:bottom="1134" w:left="1361" w:header="720" w:footer="720" w:gutter="0"/>
       <w:cols w:space="720"/>
       <w:docGrid w:linePitch="360"/>
     </w:sectPr>
   </w:body>
 </w:document>
+</file>
+
+<file path=word/footer1.xml><?xml version="1.0" encoding="utf-8"?>
+<w:ftr xmlns:m="http://schemas.openxmlformats.org/officeDocument/2006/math" xmlns:mc="http://schemas.openxmlformats.org/markup-compatibility/2006" xmlns:mo="http://schemas.microsoft.com/office/mac/office/2008/main" xmlns:mv="urn:schemas-microsoft-com:mac:vml" xmlns:o="urn:schemas-microsoft-com:office:office" xmlns:r="http://schemas.openxmlformats.org/officeDocument/2006/relationships" xmlns:v="urn:schemas-microsoft-com:vml" xmlns:w10="urn:schemas-microsoft-com:office:word" xmlns:w14="http://schemas.microsoft.com/office/word/2010/wordml" xmlns:w="http://schemas.openxmlformats.org/wordprocessingml/2006/main" xmlns:wne="http://schemas.microsoft.com/office/word/2006/wordml" xmlns:wp14="http://schemas.microsoft.com/office/word/2010/wordprocessingDrawing" xmlns:wp="http://schemas.openxmlformats.org/drawingml/2006/wordprocessingDrawing" xmlns:wpc="http://schemas.microsoft.com/office/word/2010/wordprocessingCanvas" xmlns:wpg="http://schemas.microsoft.com/office/word/2010/wordprocessingGroup" xmlns:wpi="http://schemas.microsoft.com/office/word/2010/wordprocessingInk" xmlns:wps="http://schemas.microsoft.com/office/word/2010/wordprocessingShape" mc:Ignorable="w14 wp14">
+  <w:p>
+    <w:pPr>
+      <w:pStyle w:val="Footer"/>
+      <w:jc w:val="left"/>
+    </w:pPr>
+    <w:r/>
+    <w:r>
+      <w:rPr>
+        <w:rFonts w:ascii="Times New Roman" w:hAnsi="Times New Roman"/>
+        <w:b w:val="0"/>
+        <w:color w:val="777777"/>
+        <w:sz w:val="17"/>
+      </w:rPr>
+      <w:t>Vertraulich | Bearbeitungsstand Juli 2026 | nur zur Aktenbearbeitung</w:t>
+    </w:r>
+  </w:p>
+</w:ftr>
 </file>
 
 <file path=word/header1.xml><?xml version="1.0" encoding="utf-8"?>
@@ -1343,7 +1469,7 @@
     <w:qFormat/>
     <w:rsid w:val="00FC693F"/>
     <w:rPr>
-      <w:rFonts w:ascii="Calibri" w:hAnsi="Calibri"/>
+      <w:rFonts w:ascii="Times New Roman" w:hAnsi="Times New Roman"/>
       <w:sz w:val="22"/>
     </w:rPr>
   </w:style>
@@ -1406,7 +1532,7 @@
       <w:outlineLvl w:val="0"/>
     </w:pPr>
     <w:rPr>
-      <w:rFonts w:asciiTheme="majorHAnsi" w:eastAsiaTheme="majorEastAsia" w:hAnsiTheme="majorHAnsi" w:cstheme="majorBidi"/>
+      <w:rFonts w:asciiTheme="majorHAnsi" w:eastAsiaTheme="majorEastAsia" w:hAnsiTheme="majorHAnsi" w:cstheme="majorBidi" w:ascii="Times New Roman" w:hAnsi="Times New Roman"/>
       <w:b/>
       <w:bCs/>
       <w:color w:val="365F91" w:themeColor="accent1" w:themeShade="BF"/>
@@ -1430,11 +1556,11 @@
       <w:outlineLvl w:val="1"/>
     </w:pPr>
     <w:rPr>
-      <w:rFonts w:asciiTheme="majorHAnsi" w:eastAsiaTheme="majorEastAsia" w:hAnsiTheme="majorHAnsi" w:cstheme="majorBidi"/>
+      <w:rFonts w:asciiTheme="majorHAnsi" w:eastAsiaTheme="majorEastAsia" w:hAnsiTheme="majorHAnsi" w:cstheme="majorBidi" w:ascii="Times New Roman" w:hAnsi="Times New Roman"/>
       <w:b/>
       <w:bCs/>
       <w:color w:val="4F81BD" w:themeColor="accent1"/>
-      <w:sz w:val="26"/>
+      <w:sz w:val="24"/>
       <w:szCs w:val="26"/>
     </w:rPr>
   </w:style>
@@ -1695,11 +1821,12 @@
       <w:contextualSpacing/>
     </w:pPr>
     <w:rPr>
-      <w:rFonts w:asciiTheme="majorHAnsi" w:eastAsiaTheme="majorEastAsia" w:hAnsiTheme="majorHAnsi" w:cstheme="majorBidi"/>
+      <w:rFonts w:asciiTheme="majorHAnsi" w:eastAsiaTheme="majorEastAsia" w:hAnsiTheme="majorHAnsi" w:cstheme="majorBidi" w:ascii="Times New Roman" w:hAnsi="Times New Roman"/>
+      <w:b/>
       <w:color w:val="17365D" w:themeColor="text2" w:themeShade="BF"/>
       <w:spacing w:val="5"/>
       <w:kern w:val="28"/>
-      <w:sz w:val="52"/>
+      <w:sz w:val="30"/>
       <w:szCs w:val="52"/>
     </w:rPr>
   </w:style>
